--- a/Medium/Module_2/Medium.docx
+++ b/Medium/Module_2/Medium.docx
@@ -216,43 +216,6 @@
           <w:bCs/>
         </w:rPr>
         <w:t>3. Data Collection and Preprocessing</w:t>
-      </w:r>
-      <w:r>
-        <w:rPr>
-          <w:b/>
-          <w:bCs/>
-        </w:rPr>
-        <w:t xml:space="preserve"> - </w:t>
-      </w:r>
-      <w:r>
-        <w:rPr>
-          <w:b/>
-          <w:bCs/>
-        </w:rPr>
-        <w:t xml:space="preserve">Explain how you collected some </w:t>
-      </w:r>
-      <w:proofErr w:type="gramStart"/>
-      <w:r>
-        <w:rPr>
-          <w:b/>
-          <w:bCs/>
-        </w:rPr>
-        <w:t>subset</w:t>
-      </w:r>
-      <w:proofErr w:type="gramEnd"/>
-      <w:r>
-        <w:rPr>
-          <w:b/>
-          <w:bCs/>
-        </w:rPr>
-        <w:t xml:space="preserve"> of this data</w:t>
-      </w:r>
-      <w:r>
-        <w:rPr>
-          <w:b/>
-          <w:bCs/>
-        </w:rPr>
-        <w:t>.</w:t>
       </w:r>
     </w:p>
     <w:p>
@@ -364,13 +327,6 @@
         </w:rPr>
         <w:lastRenderedPageBreak/>
         <w:t>4. Defining Nodes and Edges</w:t>
-      </w:r>
-      <w:r>
-        <w:rPr>
-          <w:b/>
-          <w:bCs/>
-        </w:rPr>
-        <w:t xml:space="preserve"> – add more details</w:t>
       </w:r>
     </w:p>
     <w:p>
@@ -4838,6 +4794,7 @@
   <w:style w:type="character" w:default="1" w:styleId="DefaultParagraphFont">
     <w:name w:val="Default Paragraph Font"/>
     <w:uiPriority w:val="1"/>
+    <w:semiHidden/>
     <w:unhideWhenUsed/>
   </w:style>
   <w:style w:type="table" w:default="1" w:styleId="TableNormal">
